--- a/docs/word/data/data-model-M3.docx
+++ b/docs/word/data/data-model-M3.docx
@@ -3901,6 +3901,180 @@
                 <w:sz w:val="17"/>
               </w:rPr>
               <w:t xml:space="preserve">M3 §5.1 FR-002; M3 §5.2 BR-010</w:t>
+            </w:r>
+          </w:p>
+        </w:tc>
+      </w:tr>
+      <w:tr>
+        <w:tc>
+          <w:tcPr/>
+          <w:p>
+            <w:pPr>
+              <w:pStyle w:val="Compact"/>
+              <w:jc w:val="left"/>
+            </w:pPr>
+            <w:r>
+              <w:rPr>
+                <w:rStyle w:val="VerbatimChar"/>
+                <w:sz w:val="17"/>
+              </w:rPr>
+              <w:t xml:space="preserve">night_shooting_allowed</w:t>
+            </w:r>
+          </w:p>
+        </w:tc>
+        <w:tc>
+          <w:tcPr/>
+          <w:p>
+            <w:pPr>
+              <w:pStyle w:val="Compact"/>
+              <w:jc w:val="left"/>
+            </w:pPr>
+            <w:r>
+              <w:rPr>
+                <w:rStyle w:val="VerbatimChar"/>
+                <w:sz w:val="17"/>
+              </w:rPr>
+              <w:t xml:space="preserve">ENUM(yes, no, ask)</w:t>
+            </w:r>
+          </w:p>
+        </w:tc>
+        <w:tc>
+          <w:tcPr/>
+          <w:p>
+            <w:pPr>
+              <w:pStyle w:val="Compact"/>
+              <w:jc w:val="left"/>
+            </w:pPr>
+            <w:r>
+              <w:rPr>
+                <w:sz w:val="17"/>
+              </w:rPr>
+              <w:t xml:space="preserve">Opt</w:t>
+            </w:r>
+          </w:p>
+        </w:tc>
+        <w:tc>
+          <w:tcPr/>
+          <w:p>
+            <w:pPr>
+              <w:pStyle w:val="Compact"/>
+            </w:pPr>
+          </w:p>
+        </w:tc>
+        <w:tc>
+          <w:tcPr/>
+          <w:p>
+            <w:pPr>
+              <w:pStyle w:val="Compact"/>
+              <w:jc w:val="left"/>
+            </w:pPr>
+            <w:r>
+              <w:rPr>
+                <w:sz w:val="17"/>
+              </w:rPr>
+              <w:t xml:space="preserve">§5.1 field</w:t>
+            </w:r>
+          </w:p>
+        </w:tc>
+        <w:tc>
+          <w:tcPr/>
+          <w:p>
+            <w:pPr>
+              <w:pStyle w:val="Compact"/>
+              <w:jc w:val="left"/>
+            </w:pPr>
+            <w:r>
+              <w:rPr>
+                <w:sz w:val="17"/>
+              </w:rPr>
+              <w:t xml:space="preserve">M3 §5.1 FR-002; M3 Clarifications Q3 (28/10/2026)</w:t>
+            </w:r>
+          </w:p>
+        </w:tc>
+      </w:tr>
+      <w:tr>
+        <w:tc>
+          <w:tcPr/>
+          <w:p>
+            <w:pPr>
+              <w:pStyle w:val="Compact"/>
+              <w:jc w:val="left"/>
+            </w:pPr>
+            <w:r>
+              <w:rPr>
+                <w:rStyle w:val="VerbatimChar"/>
+                <w:sz w:val="17"/>
+              </w:rPr>
+              <w:t xml:space="preserve">rainy_months</w:t>
+            </w:r>
+          </w:p>
+        </w:tc>
+        <w:tc>
+          <w:tcPr/>
+          <w:p>
+            <w:pPr>
+              <w:pStyle w:val="Compact"/>
+              <w:jc w:val="left"/>
+            </w:pPr>
+            <w:r>
+              <w:rPr>
+                <w:rStyle w:val="VerbatimChar"/>
+                <w:sz w:val="17"/>
+              </w:rPr>
+              <w:t xml:space="preserve">INTEGER[]</w:t>
+            </w:r>
+          </w:p>
+        </w:tc>
+        <w:tc>
+          <w:tcPr/>
+          <w:p>
+            <w:pPr>
+              <w:pStyle w:val="Compact"/>
+              <w:jc w:val="left"/>
+            </w:pPr>
+            <w:r>
+              <w:rPr>
+                <w:sz w:val="17"/>
+              </w:rPr>
+              <w:t xml:space="preserve">Opt</w:t>
+            </w:r>
+          </w:p>
+        </w:tc>
+        <w:tc>
+          <w:tcPr/>
+          <w:p>
+            <w:pPr>
+              <w:pStyle w:val="Compact"/>
+            </w:pPr>
+          </w:p>
+        </w:tc>
+        <w:tc>
+          <w:tcPr/>
+          <w:p>
+            <w:pPr>
+              <w:pStyle w:val="Compact"/>
+              <w:jc w:val="left"/>
+            </w:pPr>
+            <w:r>
+              <w:rPr>
+                <w:sz w:val="17"/>
+              </w:rPr>
+              <w:t xml:space="preserve">§5.1 field</w:t>
+            </w:r>
+          </w:p>
+        </w:tc>
+        <w:tc>
+          <w:tcPr/>
+          <w:p>
+            <w:pPr>
+              <w:pStyle w:val="Compact"/>
+              <w:jc w:val="left"/>
+            </w:pPr>
+            <w:r>
+              <w:rPr>
+                <w:sz w:val="17"/>
+              </w:rPr>
+              <w:t xml:space="preserve">M3 §5.1 FR-002; M3 Clarifications Q3 (28/10/2026)</w:t>
             </w:r>
           </w:p>
         </w:tc>
@@ -9736,7 +9910,7 @@
               <w:rPr>
                 <w:sz w:val="17"/>
               </w:rPr>
-              <w:t xml:space="preserve">50</w:t>
+              <w:t xml:space="preserve">52</w:t>
             </w:r>
           </w:p>
         </w:tc>
@@ -9779,7 +9953,7 @@
               <w:rPr>
                 <w:sz w:val="17"/>
               </w:rPr>
-              <w:t xml:space="preserve">50</w:t>
+              <w:t xml:space="preserve">52</w:t>
             </w:r>
           </w:p>
         </w:tc>
@@ -10235,6 +10409,25 @@
               <w:rPr>
                 <w:sz w:val="17"/>
               </w:rPr>
+              <w:t xml:space="preserve">,</w:t>
+            </w:r>
+            <w:r>
+              <w:rPr>
+                <w:sz w:val="17"/>
+              </w:rPr>
+              <w:t xml:space="preserve"> </w:t>
+            </w:r>
+            <w:r>
+              <w:rPr>
+                <w:rStyle w:val="VerbatimChar"/>
+                <w:sz w:val="17"/>
+              </w:rPr>
+              <w:t xml:space="preserve">rainy_months</w:t>
+            </w:r>
+            <w:r>
+              <w:rPr>
+                <w:sz w:val="17"/>
+              </w:rPr>
               <w:t xml:space="preserve"> </w:t>
             </w:r>
             <w:r>
@@ -10897,6 +11090,69 @@
                 <w:sz w:val="17"/>
               </w:rPr>
               <w:t xml:space="preserve">LOCATION.months_to_avoid</w:t>
+            </w:r>
+          </w:p>
+        </w:tc>
+        <w:tc>
+          <w:tcPr/>
+          <w:p>
+            <w:pPr>
+              <w:pStyle w:val="Compact"/>
+              <w:jc w:val="left"/>
+            </w:pPr>
+            <w:r>
+              <w:rPr>
+                <w:sz w:val="17"/>
+              </w:rPr>
+              <w:t xml:space="preserve">1NF (list in one column)</w:t>
+            </w:r>
+          </w:p>
+        </w:tc>
+        <w:tc>
+          <w:tcPr/>
+          <w:p>
+            <w:pPr>
+              <w:pStyle w:val="Compact"/>
+              <w:jc w:val="left"/>
+            </w:pPr>
+            <w:r>
+              <w:rPr>
+                <w:sz w:val="17"/>
+              </w:rPr>
+              <w:t xml:space="preserve">filtered and shown as a list</w:t>
+            </w:r>
+          </w:p>
+        </w:tc>
+        <w:tc>
+          <w:tcPr/>
+          <w:p>
+            <w:pPr>
+              <w:pStyle w:val="Compact"/>
+              <w:jc w:val="left"/>
+            </w:pPr>
+            <w:r>
+              <w:rPr>
+                <w:sz w:val="17"/>
+              </w:rPr>
+              <w:t xml:space="preserve">see note below</w:t>
+            </w:r>
+          </w:p>
+        </w:tc>
+      </w:tr>
+      <w:tr>
+        <w:tc>
+          <w:tcPr/>
+          <w:p>
+            <w:pPr>
+              <w:pStyle w:val="Compact"/>
+              <w:jc w:val="left"/>
+            </w:pPr>
+            <w:r>
+              <w:rPr>
+                <w:rStyle w:val="VerbatimChar"/>
+                <w:sz w:val="17"/>
+              </w:rPr>
+              <w:t xml:space="preserve">LOCATION.rainy_months</w:t>
             </w:r>
           </w:p>
         </w:tc>
@@ -11282,7 +11538,7 @@
               <w:rPr>
                 <w:sz w:val="17"/>
               </w:rPr>
-              <w:t xml:space="preserve">The language model only extracts attributes; ranking is done by a deterministic scoring function in the database. The model never names or ranks a location.</w:t>
+              <w:t xml:space="preserve">The language model only extracts attributes; ranking is done by a deterministic server-side scoring function. The model never names or ranks a location.</w:t>
             </w:r>
           </w:p>
         </w:tc>
@@ -12679,7 +12935,7 @@
         <w:t xml:space="preserve">project_shortlist</w:t>
       </w:r>
       <w:r>
-        <w:t xml:space="preserve">; 7 foreign keys; 10 CHECK constraints. Portable SQL (SQLite 3 and PostgreSQL 14+).</w:t>
+        <w:t xml:space="preserve">; 7 foreign keys; 11 CHECK constraints. Portable SQL (SQLite 3 and PostgreSQL 14+).</w:t>
       </w:r>
     </w:p>
     <w:p>
@@ -14411,6 +14667,153 @@
                 <w:sz w:val="17"/>
               </w:rPr>
               <w:t xml:space="preserve">1 row(s), e.g. phong-nha · published · paused</w:t>
+            </w:r>
+          </w:p>
+        </w:tc>
+      </w:tr>
+      <w:tr>
+        <w:tc>
+          <w:tcPr/>
+          <w:p>
+            <w:pPr>
+              <w:pStyle w:val="Compact"/>
+              <w:jc w:val="left"/>
+            </w:pPr>
+            <w:r>
+              <w:rPr>
+                <w:rStyle w:val="VerbatimChar"/>
+                <w:sz w:val="17"/>
+              </w:rPr>
+              <w:t xml:space="preserve">LOCATION.night_shooting_allowed</w:t>
+            </w:r>
+          </w:p>
+        </w:tc>
+        <w:tc>
+          <w:tcPr/>
+          <w:p>
+            <w:pPr>
+              <w:pStyle w:val="Compact"/>
+              <w:jc w:val="left"/>
+            </w:pPr>
+            <w:r>
+              <w:rPr>
+                <w:rStyle w:val="VerbatimChar"/>
+                <w:sz w:val="17"/>
+              </w:rPr>
+              <w:t xml:space="preserve">yes</w:t>
+            </w:r>
+          </w:p>
+        </w:tc>
+        <w:tc>
+          <w:tcPr/>
+          <w:p>
+            <w:pPr>
+              <w:pStyle w:val="Compact"/>
+              <w:jc w:val="left"/>
+            </w:pPr>
+            <w:r>
+              <w:rPr>
+                <w:sz w:val="17"/>
+              </w:rPr>
+              <w:t xml:space="preserve">4 row(s), e.g. ha-long · published · survey_in_progress</w:t>
+            </w:r>
+          </w:p>
+        </w:tc>
+      </w:tr>
+      <w:tr>
+        <w:tc>
+          <w:tcPr/>
+          <w:p>
+            <w:pPr>
+              <w:pStyle w:val="Compact"/>
+              <w:jc w:val="left"/>
+            </w:pPr>
+            <w:r>
+              <w:rPr>
+                <w:rStyle w:val="VerbatimChar"/>
+                <w:sz w:val="17"/>
+              </w:rPr>
+              <w:t xml:space="preserve">LOCATION.night_shooting_allowed</w:t>
+            </w:r>
+          </w:p>
+        </w:tc>
+        <w:tc>
+          <w:tcPr/>
+          <w:p>
+            <w:pPr>
+              <w:pStyle w:val="Compact"/>
+              <w:jc w:val="left"/>
+            </w:pPr>
+            <w:r>
+              <w:rPr>
+                <w:rStyle w:val="VerbatimChar"/>
+                <w:sz w:val="17"/>
+              </w:rPr>
+              <w:t xml:space="preserve">no</w:t>
+            </w:r>
+          </w:p>
+        </w:tc>
+        <w:tc>
+          <w:tcPr/>
+          <w:p>
+            <w:pPr>
+              <w:pStyle w:val="Compact"/>
+              <w:jc w:val="left"/>
+            </w:pPr>
+            <w:r>
+              <w:rPr>
+                <w:sz w:val="17"/>
+              </w:rPr>
+              <w:t xml:space="preserve">2 row(s), e.g. trang-an · published · open</w:t>
+            </w:r>
+          </w:p>
+        </w:tc>
+      </w:tr>
+      <w:tr>
+        <w:tc>
+          <w:tcPr/>
+          <w:p>
+            <w:pPr>
+              <w:pStyle w:val="Compact"/>
+              <w:jc w:val="left"/>
+            </w:pPr>
+            <w:r>
+              <w:rPr>
+                <w:rStyle w:val="VerbatimChar"/>
+                <w:sz w:val="17"/>
+              </w:rPr>
+              <w:t xml:space="preserve">LOCATION.night_shooting_allowed</w:t>
+            </w:r>
+          </w:p>
+        </w:tc>
+        <w:tc>
+          <w:tcPr/>
+          <w:p>
+            <w:pPr>
+              <w:pStyle w:val="Compact"/>
+              <w:jc w:val="left"/>
+            </w:pPr>
+            <w:r>
+              <w:rPr>
+                <w:rStyle w:val="VerbatimChar"/>
+                <w:sz w:val="17"/>
+              </w:rPr>
+              <w:t xml:space="preserve">ask</w:t>
+            </w:r>
+          </w:p>
+        </w:tc>
+        <w:tc>
+          <w:tcPr/>
+          <w:p>
+            <w:pPr>
+              <w:pStyle w:val="Compact"/>
+              <w:jc w:val="left"/>
+            </w:pPr>
+            <w:r>
+              <w:rPr>
+                <w:sz w:val="17"/>
+              </w:rPr>
+              <w:t xml:space="preserve">5 row(s), e.g. ca-mau-cape · published · open</w:t>
             </w:r>
           </w:p>
         </w:tc>
